--- a/data/outputs/v2/Chemistry/SS1.5_Periodicity/Chemistry_Periodicity_FinalExplanation_TeacherKey.docx
+++ b/data/outputs/v2/Chemistry/SS1.5_Periodicity/Chemistry_Periodicity_FinalExplanation_TeacherKey.docx
@@ -3009,7 +3009,7 @@
         </w:rPr>
         <w:t xml:space="preserve">© 2026 SeaVuria and ARES. This work is licensed under a </w:t>
       </w:r>
-      <w:hyperlink w:history="1" r:id="rIdlpnfoipy5vroyrs4ipk1l">
+      <w:hyperlink w:history="1" r:id="rIdz-0nbmhmvi3w3epqpcozd">
         <w:r>
           <w:rPr>
             <w:rFonts w:ascii="Arial" w:cs="Arial" w:eastAsia="Arial" w:hAnsi="Arial"/>
@@ -3029,7 +3029,7 @@
         </w:rPr>
         <w:t xml:space="preserve"> (</w:t>
       </w:r>
-      <w:hyperlink w:history="1" r:id="rId5list1cv3edud8k55vsjg">
+      <w:hyperlink w:history="1" r:id="rIdgb6mxqktllzqdsudodx_-">
         <w:r>
           <w:rPr>
             <w:rFonts w:ascii="Arial" w:cs="Arial" w:eastAsia="Arial" w:hAnsi="Arial"/>
@@ -3049,7 +3049,7 @@
         </w:rPr>
         <w:t xml:space="preserve">). To view a copy of this license, visit </w:t>
       </w:r>
-      <w:hyperlink w:history="1" r:id="rIda-dp-ygjnghf7plmiumoi">
+      <w:hyperlink w:history="1" r:id="rIdqwmbhz9doe4qdalay3ix7">
         <w:r>
           <w:rPr>
             <w:rFonts w:ascii="Arial" w:cs="Arial" w:eastAsia="Arial" w:hAnsi="Arial"/>

--- a/data/outputs/v2/Chemistry/SS1.5_Periodicity/Chemistry_Periodicity_FinalExplanation_TeacherKey.docx
+++ b/data/outputs/v2/Chemistry/SS1.5_Periodicity/Chemistry_Periodicity_FinalExplanation_TeacherKey.docx
@@ -3009,7 +3009,7 @@
         </w:rPr>
         <w:t xml:space="preserve">© 2026 SeaVuria and ARES. This work is licensed under a </w:t>
       </w:r>
-      <w:hyperlink w:history="1" r:id="rIdz-0nbmhmvi3w3epqpcozd">
+      <w:hyperlink w:history="1" r:id="rIdephigiztdztdvpgjn_idq">
         <w:r>
           <w:rPr>
             <w:rFonts w:ascii="Arial" w:cs="Arial" w:eastAsia="Arial" w:hAnsi="Arial"/>
@@ -3029,7 +3029,7 @@
         </w:rPr>
         <w:t xml:space="preserve"> (</w:t>
       </w:r>
-      <w:hyperlink w:history="1" r:id="rIdgb6mxqktllzqdsudodx_-">
+      <w:hyperlink w:history="1" r:id="rIdzf-d5ex-t9tnxzx21om8w">
         <w:r>
           <w:rPr>
             <w:rFonts w:ascii="Arial" w:cs="Arial" w:eastAsia="Arial" w:hAnsi="Arial"/>
@@ -3049,7 +3049,7 @@
         </w:rPr>
         <w:t xml:space="preserve">). To view a copy of this license, visit </w:t>
       </w:r>
-      <w:hyperlink w:history="1" r:id="rIdqwmbhz9doe4qdalay3ix7">
+      <w:hyperlink w:history="1" r:id="rIdwdxcuecrfb-xo4q3h_ndo">
         <w:r>
           <w:rPr>
             <w:rFonts w:ascii="Arial" w:cs="Arial" w:eastAsia="Arial" w:hAnsi="Arial"/>

--- a/data/outputs/v2/Chemistry/SS1.5_Periodicity/Chemistry_Periodicity_FinalExplanation_TeacherKey.docx
+++ b/data/outputs/v2/Chemistry/SS1.5_Periodicity/Chemistry_Periodicity_FinalExplanation_TeacherKey.docx
@@ -3009,7 +3009,7 @@
         </w:rPr>
         <w:t xml:space="preserve">© 2026 SeaVuria and ARES. This work is licensed under a </w:t>
       </w:r>
-      <w:hyperlink w:history="1" r:id="rIdephigiztdztdvpgjn_idq">
+      <w:hyperlink w:history="1" r:id="rIdizxz2sebzqpthxvewfrbt">
         <w:r>
           <w:rPr>
             <w:rFonts w:ascii="Arial" w:cs="Arial" w:eastAsia="Arial" w:hAnsi="Arial"/>
@@ -3029,7 +3029,7 @@
         </w:rPr>
         <w:t xml:space="preserve"> (</w:t>
       </w:r>
-      <w:hyperlink w:history="1" r:id="rIdzf-d5ex-t9tnxzx21om8w">
+      <w:hyperlink w:history="1" r:id="rIdl0eptsm_wfjmbcx25ksod">
         <w:r>
           <w:rPr>
             <w:rFonts w:ascii="Arial" w:cs="Arial" w:eastAsia="Arial" w:hAnsi="Arial"/>
@@ -3049,7 +3049,7 @@
         </w:rPr>
         <w:t xml:space="preserve">). To view a copy of this license, visit </w:t>
       </w:r>
-      <w:hyperlink w:history="1" r:id="rIdwdxcuecrfb-xo4q3h_ndo">
+      <w:hyperlink w:history="1" r:id="rIdegequjvy0quo98-rchlvs">
         <w:r>
           <w:rPr>
             <w:rFonts w:ascii="Arial" w:cs="Arial" w:eastAsia="Arial" w:hAnsi="Arial"/>

--- a/data/outputs/v2/Chemistry/SS1.5_Periodicity/Chemistry_Periodicity_FinalExplanation_TeacherKey.docx
+++ b/data/outputs/v2/Chemistry/SS1.5_Periodicity/Chemistry_Periodicity_FinalExplanation_TeacherKey.docx
@@ -3009,7 +3009,7 @@
         </w:rPr>
         <w:t xml:space="preserve">© 2026 SeaVuria and ARES. This work is licensed under a </w:t>
       </w:r>
-      <w:hyperlink w:history="1" r:id="rIdizxz2sebzqpthxvewfrbt">
+      <w:hyperlink w:history="1" r:id="rIdes0vbwacellzyqg1vqmes">
         <w:r>
           <w:rPr>
             <w:rFonts w:ascii="Arial" w:cs="Arial" w:eastAsia="Arial" w:hAnsi="Arial"/>
@@ -3029,7 +3029,7 @@
         </w:rPr>
         <w:t xml:space="preserve"> (</w:t>
       </w:r>
-      <w:hyperlink w:history="1" r:id="rIdl0eptsm_wfjmbcx25ksod">
+      <w:hyperlink w:history="1" r:id="rIdrpmbdm-s_ng5_eohykyiq">
         <w:r>
           <w:rPr>
             <w:rFonts w:ascii="Arial" w:cs="Arial" w:eastAsia="Arial" w:hAnsi="Arial"/>
@@ -3049,7 +3049,7 @@
         </w:rPr>
         <w:t xml:space="preserve">). To view a copy of this license, visit </w:t>
       </w:r>
-      <w:hyperlink w:history="1" r:id="rIdegequjvy0quo98-rchlvs">
+      <w:hyperlink w:history="1" r:id="rId0cnn8nrki4rkeak2vryj6">
         <w:r>
           <w:rPr>
             <w:rFonts w:ascii="Arial" w:cs="Arial" w:eastAsia="Arial" w:hAnsi="Arial"/>

--- a/data/outputs/v2/Chemistry/SS1.5_Periodicity/Chemistry_Periodicity_FinalExplanation_TeacherKey.docx
+++ b/data/outputs/v2/Chemistry/SS1.5_Periodicity/Chemistry_Periodicity_FinalExplanation_TeacherKey.docx
@@ -4,6 +4,7 @@
   <w:body>
     <w:p>
       <w:pPr>
+        <w:keepNext w:val="false"/>
         <w:spacing w:after="30" w:before="0"/>
         <w:jc w:val="center"/>
       </w:pPr>
@@ -23,6 +24,7 @@
     </w:p>
     <w:p>
       <w:pPr>
+        <w:keepNext w:val="false"/>
         <w:spacing w:after="60" w:before="0"/>
         <w:jc w:val="center"/>
       </w:pPr>
@@ -81,6 +83,7 @@
           </w:tcPr>
           <w:p>
             <w:pPr>
+              <w:keepNext w:val="false"/>
               <w:spacing w:after="40" w:before="0"/>
               <w:jc w:val="center"/>
             </w:pPr>
@@ -116,6 +119,7 @@
           </w:tcPr>
           <w:p>
             <w:pPr>
+              <w:keepNext w:val="false"/>
               <w:spacing w:after="40" w:before="0"/>
               <w:jc w:val="center"/>
             </w:pPr>
@@ -176,6 +180,7 @@
           </w:tcPr>
           <w:p>
             <w:pPr>
+              <w:keepNext w:val="false"/>
               <w:spacing w:after="40" w:before="0"/>
               <w:jc w:val="center"/>
             </w:pPr>
@@ -210,6 +215,7 @@
           </w:tcPr>
           <w:p>
             <w:pPr>
+              <w:keepNext w:val="false"/>
               <w:spacing w:after="40" w:before="0"/>
               <w:jc w:val="left"/>
             </w:pPr>
@@ -271,6 +277,7 @@
           </w:tcPr>
           <w:p>
             <w:pPr>
+              <w:keepNext/>
               <w:spacing w:after="40" w:before="0"/>
               <w:jc w:val="center"/>
             </w:pPr>
@@ -305,6 +312,7 @@
           </w:tcPr>
           <w:p>
             <w:pPr>
+              <w:keepNext w:val="false"/>
               <w:spacing w:after="40" w:before="0"/>
               <w:jc w:val="left"/>
             </w:pPr>
@@ -324,6 +332,7 @@
           </w:p>
           <w:p>
             <w:pPr>
+              <w:keepNext w:val="false"/>
               <w:spacing w:after="40" w:before="0"/>
               <w:jc w:val="left"/>
             </w:pPr>
@@ -343,6 +352,7 @@
           </w:p>
           <w:p>
             <w:pPr>
+              <w:keepNext w:val="false"/>
               <w:spacing w:after="40" w:before="0"/>
               <w:jc w:val="left"/>
             </w:pPr>
@@ -362,6 +372,7 @@
           </w:p>
           <w:p>
             <w:pPr>
+              <w:keepNext w:val="false"/>
               <w:spacing w:after="40" w:before="0"/>
               <w:jc w:val="left"/>
             </w:pPr>
@@ -413,6 +424,7 @@
                 </w:tcPr>
                 <w:p>
                   <w:pPr>
+                    <w:keepNext w:val="false"/>
                     <w:spacing w:after="40" w:before="0"/>
                     <w:jc w:val="left"/>
                   </w:pPr>
@@ -445,6 +457,7 @@
                 </w:tcPr>
                 <w:p>
                   <w:pPr>
+                    <w:keepNext w:val="false"/>
                     <w:spacing w:after="40" w:before="0"/>
                     <w:jc w:val="left"/>
                   </w:pPr>
@@ -477,6 +490,7 @@
                 </w:tcPr>
                 <w:p>
                   <w:pPr>
+                    <w:keepNext w:val="false"/>
                     <w:spacing w:after="40" w:before="0"/>
                     <w:jc w:val="left"/>
                   </w:pPr>
@@ -509,6 +523,7 @@
                 </w:tcPr>
                 <w:p>
                   <w:pPr>
+                    <w:keepNext w:val="false"/>
                     <w:spacing w:after="40" w:before="0"/>
                     <w:jc w:val="left"/>
                   </w:pPr>
@@ -543,6 +558,7 @@
                 </w:tcPr>
                 <w:p>
                   <w:pPr>
+                    <w:keepNext w:val="false"/>
                     <w:spacing w:after="40" w:before="0"/>
                     <w:jc w:val="left"/>
                   </w:pPr>
@@ -575,6 +591,7 @@
                 </w:tcPr>
                 <w:p>
                   <w:pPr>
+                    <w:keepNext w:val="false"/>
                     <w:spacing w:after="40" w:before="0"/>
                     <w:jc w:val="left"/>
                   </w:pPr>
@@ -607,6 +624,7 @@
                 </w:tcPr>
                 <w:p>
                   <w:pPr>
+                    <w:keepNext w:val="false"/>
                     <w:spacing w:after="40" w:before="0"/>
                     <w:jc w:val="left"/>
                   </w:pPr>
@@ -639,6 +657,7 @@
                 </w:tcPr>
                 <w:p>
                   <w:pPr>
+                    <w:keepNext w:val="false"/>
                     <w:spacing w:after="40" w:before="0"/>
                     <w:jc w:val="left"/>
                   </w:pPr>
@@ -673,6 +692,7 @@
                 </w:tcPr>
                 <w:p>
                   <w:pPr>
+                    <w:keepNext w:val="false"/>
                     <w:spacing w:after="40" w:before="0"/>
                     <w:jc w:val="left"/>
                   </w:pPr>
@@ -705,6 +725,7 @@
                 </w:tcPr>
                 <w:p>
                   <w:pPr>
+                    <w:keepNext w:val="false"/>
                     <w:spacing w:after="40" w:before="0"/>
                     <w:jc w:val="left"/>
                   </w:pPr>
@@ -737,6 +758,7 @@
                 </w:tcPr>
                 <w:p>
                   <w:pPr>
+                    <w:keepNext w:val="false"/>
                     <w:spacing w:after="40" w:before="0"/>
                     <w:jc w:val="left"/>
                   </w:pPr>
@@ -769,6 +791,7 @@
                 </w:tcPr>
                 <w:p>
                   <w:pPr>
+                    <w:keepNext w:val="false"/>
                     <w:spacing w:after="40" w:before="0"/>
                     <w:jc w:val="left"/>
                   </w:pPr>
@@ -803,6 +826,7 @@
                 </w:tcPr>
                 <w:p>
                   <w:pPr>
+                    <w:keepNext w:val="false"/>
                     <w:spacing w:after="40" w:before="0"/>
                     <w:jc w:val="left"/>
                   </w:pPr>
@@ -835,6 +859,7 @@
                 </w:tcPr>
                 <w:p>
                   <w:pPr>
+                    <w:keepNext w:val="false"/>
                     <w:spacing w:after="40" w:before="0"/>
                     <w:jc w:val="left"/>
                   </w:pPr>
@@ -867,6 +892,7 @@
                 </w:tcPr>
                 <w:p>
                   <w:pPr>
+                    <w:keepNext w:val="false"/>
                     <w:spacing w:after="40" w:before="0"/>
                     <w:jc w:val="left"/>
                   </w:pPr>
@@ -899,6 +925,7 @@
                 </w:tcPr>
                 <w:p>
                   <w:pPr>
+                    <w:keepNext w:val="false"/>
                     <w:spacing w:after="40" w:before="0"/>
                     <w:jc w:val="left"/>
                   </w:pPr>
@@ -933,6 +960,7 @@
                 </w:tcPr>
                 <w:p>
                   <w:pPr>
+                    <w:keepNext w:val="false"/>
                     <w:spacing w:after="40" w:before="0"/>
                     <w:jc w:val="left"/>
                   </w:pPr>
@@ -965,6 +993,7 @@
                 </w:tcPr>
                 <w:p>
                   <w:pPr>
+                    <w:keepNext w:val="false"/>
                     <w:spacing w:after="40" w:before="0"/>
                     <w:jc w:val="left"/>
                   </w:pPr>
@@ -997,6 +1026,7 @@
                 </w:tcPr>
                 <w:p>
                   <w:pPr>
+                    <w:keepNext w:val="false"/>
                     <w:spacing w:after="40" w:before="0"/>
                     <w:jc w:val="left"/>
                   </w:pPr>
@@ -1029,6 +1059,7 @@
                 </w:tcPr>
                 <w:p>
                   <w:pPr>
+                    <w:keepNext w:val="false"/>
                     <w:spacing w:after="40" w:before="0"/>
                     <w:jc w:val="left"/>
                   </w:pPr>
@@ -1051,6 +1082,7 @@
           </w:tbl>
           <w:p>
             <w:pPr>
+              <w:keepNext w:val="false"/>
               <w:spacing w:after="60" w:before="0"/>
               <w:jc w:val="left"/>
             </w:pPr>
@@ -1070,6 +1102,7 @@
           </w:p>
           <w:p>
             <w:pPr>
+              <w:keepNext w:val="false"/>
               <w:spacing w:after="40" w:before="0"/>
               <w:jc w:val="left"/>
             </w:pPr>
@@ -1089,6 +1122,7 @@
           </w:p>
           <w:p>
             <w:pPr>
+              <w:keepNext w:val="false"/>
               <w:spacing w:after="40" w:before="0"/>
               <w:jc w:val="left"/>
             </w:pPr>
@@ -1108,6 +1142,7 @@
           </w:p>
           <w:p>
             <w:pPr>
+              <w:keepNext w:val="false"/>
               <w:spacing w:after="60" w:before="0"/>
               <w:jc w:val="left"/>
             </w:pPr>
@@ -1140,6 +1175,7 @@
           </w:tcPr>
           <w:p>
             <w:pPr>
+              <w:keepNext w:val="false"/>
               <w:spacing w:after="40" w:before="0"/>
               <w:jc w:val="left"/>
             </w:pPr>
@@ -1159,6 +1195,7 @@
           </w:p>
           <w:p>
             <w:pPr>
+              <w:keepNext w:val="false"/>
               <w:spacing w:after="40" w:before="0"/>
               <w:jc w:val="left"/>
             </w:pPr>
@@ -1178,6 +1215,7 @@
           </w:p>
           <w:p>
             <w:pPr>
+              <w:keepNext w:val="false"/>
               <w:spacing w:after="40" w:before="0"/>
               <w:jc w:val="left"/>
             </w:pPr>
@@ -1239,6 +1277,7 @@
           </w:tcPr>
           <w:p>
             <w:pPr>
+              <w:keepNext/>
               <w:spacing w:after="40" w:before="0"/>
               <w:jc w:val="center"/>
             </w:pPr>
@@ -1273,6 +1312,7 @@
           </w:tcPr>
           <w:p>
             <w:pPr>
+              <w:keepNext w:val="false"/>
               <w:spacing w:after="40" w:before="0"/>
               <w:jc w:val="left"/>
             </w:pPr>
@@ -1292,6 +1332,7 @@
           </w:p>
           <w:p>
             <w:pPr>
+              <w:keepNext w:val="false"/>
               <w:spacing w:after="40" w:before="0"/>
               <w:jc w:val="left"/>
             </w:pPr>
@@ -1311,6 +1352,7 @@
           </w:p>
           <w:p>
             <w:pPr>
+              <w:keepNext w:val="false"/>
               <w:spacing w:after="40" w:before="0"/>
               <w:jc w:val="left"/>
             </w:pPr>
@@ -1343,6 +1385,7 @@
           </w:tcPr>
           <w:p>
             <w:pPr>
+              <w:keepNext w:val="false"/>
               <w:spacing w:after="40" w:before="0"/>
               <w:jc w:val="left"/>
             </w:pPr>
@@ -1362,6 +1405,7 @@
           </w:p>
           <w:p>
             <w:pPr>
+              <w:keepNext w:val="false"/>
               <w:spacing w:after="40" w:before="0"/>
               <w:jc w:val="left"/>
             </w:pPr>
@@ -1381,6 +1425,7 @@
           </w:p>
           <w:p>
             <w:pPr>
+              <w:keepNext w:val="false"/>
               <w:spacing w:after="40" w:before="0"/>
               <w:jc w:val="left"/>
             </w:pPr>
@@ -1442,6 +1487,7 @@
           </w:tcPr>
           <w:p>
             <w:pPr>
+              <w:keepNext/>
               <w:spacing w:after="40" w:before="0"/>
               <w:jc w:val="center"/>
             </w:pPr>
@@ -1476,6 +1522,7 @@
           </w:tcPr>
           <w:p>
             <w:pPr>
+              <w:keepNext w:val="false"/>
               <w:spacing w:after="40" w:before="0"/>
               <w:jc w:val="left"/>
             </w:pPr>
@@ -1495,6 +1542,7 @@
           </w:p>
           <w:p>
             <w:pPr>
+              <w:keepNext w:val="false"/>
               <w:spacing w:after="40" w:before="0"/>
               <w:jc w:val="left"/>
             </w:pPr>
@@ -1514,6 +1562,7 @@
           </w:p>
           <w:p>
             <w:pPr>
+              <w:keepNext w:val="false"/>
               <w:spacing w:after="40" w:before="0"/>
               <w:jc w:val="left"/>
             </w:pPr>
@@ -1546,6 +1595,7 @@
           </w:tcPr>
           <w:p>
             <w:pPr>
+              <w:keepNext w:val="false"/>
               <w:spacing w:after="40" w:before="0"/>
               <w:jc w:val="left"/>
             </w:pPr>
@@ -1565,6 +1615,7 @@
           </w:p>
           <w:p>
             <w:pPr>
+              <w:keepNext w:val="false"/>
               <w:spacing w:after="40" w:before="0"/>
               <w:jc w:val="left"/>
             </w:pPr>
@@ -1584,6 +1635,7 @@
           </w:p>
           <w:p>
             <w:pPr>
+              <w:keepNext w:val="false"/>
               <w:spacing w:after="40" w:before="0"/>
               <w:jc w:val="left"/>
             </w:pPr>
@@ -1603,6 +1655,7 @@
           </w:p>
           <w:p>
             <w:pPr>
+              <w:keepNext w:val="false"/>
               <w:spacing w:after="40" w:before="0"/>
               <w:jc w:val="left"/>
             </w:pPr>
@@ -1664,6 +1717,7 @@
           </w:tcPr>
           <w:p>
             <w:pPr>
+              <w:keepNext/>
               <w:spacing w:after="40" w:before="0"/>
               <w:jc w:val="center"/>
             </w:pPr>
@@ -1698,6 +1752,7 @@
           </w:tcPr>
           <w:p>
             <w:pPr>
+              <w:keepNext w:val="false"/>
               <w:spacing w:after="40" w:before="0"/>
               <w:jc w:val="left"/>
             </w:pPr>
@@ -1717,6 +1772,7 @@
           </w:p>
           <w:p>
             <w:pPr>
+              <w:keepNext w:val="false"/>
               <w:spacing w:after="40" w:before="0"/>
               <w:jc w:val="left"/>
             </w:pPr>
@@ -1736,6 +1792,7 @@
           </w:p>
           <w:p>
             <w:pPr>
+              <w:keepNext w:val="false"/>
               <w:spacing w:after="40" w:before="0"/>
               <w:jc w:val="left"/>
             </w:pPr>
@@ -1768,6 +1825,7 @@
           </w:tcPr>
           <w:p>
             <w:pPr>
+              <w:keepNext w:val="false"/>
               <w:spacing w:after="40" w:before="0"/>
               <w:jc w:val="left"/>
             </w:pPr>
@@ -1787,6 +1845,7 @@
           </w:p>
           <w:p>
             <w:pPr>
+              <w:keepNext w:val="false"/>
               <w:spacing w:after="40" w:before="0"/>
               <w:jc w:val="left"/>
             </w:pPr>
@@ -1806,6 +1865,7 @@
           </w:p>
           <w:p>
             <w:pPr>
+              <w:keepNext w:val="false"/>
               <w:spacing w:after="40" w:before="0"/>
               <w:jc w:val="left"/>
             </w:pPr>
@@ -1867,6 +1927,7 @@
           </w:tcPr>
           <w:p>
             <w:pPr>
+              <w:keepNext/>
               <w:spacing w:after="40" w:before="0"/>
               <w:jc w:val="center"/>
             </w:pPr>
@@ -1901,6 +1962,7 @@
           </w:tcPr>
           <w:p>
             <w:pPr>
+              <w:keepNext w:val="false"/>
               <w:spacing w:after="40" w:before="0"/>
               <w:jc w:val="left"/>
             </w:pPr>
@@ -1920,6 +1982,7 @@
           </w:p>
           <w:p>
             <w:pPr>
+              <w:keepNext w:val="false"/>
               <w:spacing w:after="40" w:before="0"/>
               <w:jc w:val="left"/>
             </w:pPr>
@@ -1939,6 +2002,7 @@
           </w:p>
           <w:p>
             <w:pPr>
+              <w:keepNext w:val="false"/>
               <w:spacing w:after="40" w:before="0"/>
               <w:jc w:val="left"/>
             </w:pPr>
@@ -1971,6 +2035,7 @@
           </w:tcPr>
           <w:p>
             <w:pPr>
+              <w:keepNext w:val="false"/>
               <w:spacing w:after="40" w:before="0"/>
               <w:jc w:val="left"/>
             </w:pPr>
@@ -1990,6 +2055,7 @@
           </w:p>
           <w:p>
             <w:pPr>
+              <w:keepNext w:val="false"/>
               <w:spacing w:after="40" w:before="0"/>
               <w:jc w:val="left"/>
             </w:pPr>
@@ -2009,6 +2075,7 @@
           </w:p>
           <w:p>
             <w:pPr>
+              <w:keepNext w:val="false"/>
               <w:spacing w:after="40" w:before="0"/>
               <w:jc w:val="left"/>
             </w:pPr>
@@ -2028,6 +2095,7 @@
           </w:p>
           <w:p>
             <w:pPr>
+              <w:keepNext w:val="false"/>
               <w:spacing w:after="40" w:before="0"/>
               <w:jc w:val="left"/>
             </w:pPr>
@@ -2091,6 +2159,7 @@
           </w:tcPr>
           <w:p>
             <w:pPr>
+              <w:keepNext w:val="false"/>
               <w:spacing w:after="40" w:before="0"/>
               <w:jc w:val="center"/>
             </w:pPr>
@@ -2125,6 +2194,7 @@
           </w:tcPr>
           <w:p>
             <w:pPr>
+              <w:keepNext w:val="false"/>
               <w:spacing w:after="40" w:before="0"/>
               <w:jc w:val="left"/>
             </w:pPr>
@@ -2157,6 +2227,7 @@
           </w:tcPr>
           <w:p>
             <w:pPr>
+              <w:keepNext w:val="false"/>
               <w:spacing w:after="40" w:before="0"/>
               <w:jc w:val="left"/>
             </w:pPr>
@@ -2189,6 +2260,7 @@
           </w:tcPr>
           <w:p>
             <w:pPr>
+              <w:keepNext w:val="false"/>
               <w:spacing w:after="40" w:before="0"/>
               <w:jc w:val="left"/>
             </w:pPr>
@@ -2221,6 +2293,7 @@
           </w:tcPr>
           <w:p>
             <w:pPr>
+              <w:keepNext w:val="false"/>
               <w:spacing w:after="40" w:before="0"/>
               <w:jc w:val="left"/>
             </w:pPr>
@@ -2255,6 +2328,7 @@
           </w:tcPr>
           <w:p>
             <w:pPr>
+              <w:keepNext w:val="false"/>
               <w:spacing w:after="40" w:before="0"/>
               <w:jc w:val="left"/>
             </w:pPr>
@@ -2287,6 +2361,7 @@
           </w:tcPr>
           <w:p>
             <w:pPr>
+              <w:keepNext w:val="false"/>
               <w:spacing w:after="40" w:before="0"/>
               <w:jc w:val="left"/>
             </w:pPr>
@@ -2319,6 +2394,7 @@
           </w:tcPr>
           <w:p>
             <w:pPr>
+              <w:keepNext w:val="false"/>
               <w:spacing w:after="40" w:before="0"/>
               <w:jc w:val="left"/>
             </w:pPr>
@@ -2351,6 +2427,7 @@
           </w:tcPr>
           <w:p>
             <w:pPr>
+              <w:keepNext w:val="false"/>
               <w:spacing w:after="40" w:before="0"/>
               <w:jc w:val="left"/>
             </w:pPr>
@@ -2385,6 +2462,7 @@
           </w:tcPr>
           <w:p>
             <w:pPr>
+              <w:keepNext w:val="false"/>
               <w:spacing w:after="40" w:before="0"/>
               <w:jc w:val="left"/>
             </w:pPr>
@@ -2417,6 +2495,7 @@
           </w:tcPr>
           <w:p>
             <w:pPr>
+              <w:keepNext w:val="false"/>
               <w:spacing w:after="40" w:before="0"/>
               <w:jc w:val="left"/>
             </w:pPr>
@@ -2449,6 +2528,7 @@
           </w:tcPr>
           <w:p>
             <w:pPr>
+              <w:keepNext w:val="false"/>
               <w:spacing w:after="40" w:before="0"/>
               <w:jc w:val="left"/>
             </w:pPr>
@@ -2481,6 +2561,7 @@
           </w:tcPr>
           <w:p>
             <w:pPr>
+              <w:keepNext w:val="false"/>
               <w:spacing w:after="40" w:before="0"/>
               <w:jc w:val="left"/>
             </w:pPr>
@@ -2515,6 +2596,7 @@
           </w:tcPr>
           <w:p>
             <w:pPr>
+              <w:keepNext w:val="false"/>
               <w:spacing w:after="40" w:before="0"/>
               <w:jc w:val="left"/>
             </w:pPr>
@@ -2547,6 +2629,7 @@
           </w:tcPr>
           <w:p>
             <w:pPr>
+              <w:keepNext w:val="false"/>
               <w:spacing w:after="40" w:before="0"/>
               <w:jc w:val="left"/>
             </w:pPr>
@@ -2579,6 +2662,7 @@
           </w:tcPr>
           <w:p>
             <w:pPr>
+              <w:keepNext w:val="false"/>
               <w:spacing w:after="40" w:before="0"/>
               <w:jc w:val="left"/>
             </w:pPr>
@@ -2611,6 +2695,7 @@
           </w:tcPr>
           <w:p>
             <w:pPr>
+              <w:keepNext w:val="false"/>
               <w:spacing w:after="40" w:before="0"/>
               <w:jc w:val="left"/>
             </w:pPr>
@@ -2645,6 +2730,7 @@
           </w:tcPr>
           <w:p>
             <w:pPr>
+              <w:keepNext w:val="false"/>
               <w:spacing w:after="40" w:before="0"/>
               <w:jc w:val="left"/>
             </w:pPr>
@@ -2677,6 +2763,7 @@
           </w:tcPr>
           <w:p>
             <w:pPr>
+              <w:keepNext w:val="false"/>
               <w:spacing w:after="40" w:before="0"/>
               <w:jc w:val="left"/>
             </w:pPr>
@@ -2709,6 +2796,7 @@
           </w:tcPr>
           <w:p>
             <w:pPr>
+              <w:keepNext w:val="false"/>
               <w:spacing w:after="40" w:before="0"/>
               <w:jc w:val="left"/>
             </w:pPr>
@@ -2741,6 +2829,7 @@
           </w:tcPr>
           <w:p>
             <w:pPr>
+              <w:keepNext w:val="false"/>
               <w:spacing w:after="40" w:before="0"/>
               <w:jc w:val="left"/>
             </w:pPr>
@@ -2775,6 +2864,7 @@
           </w:tcPr>
           <w:p>
             <w:pPr>
+              <w:keepNext w:val="false"/>
               <w:spacing w:after="40" w:before="0"/>
               <w:jc w:val="left"/>
             </w:pPr>
@@ -2807,6 +2897,7 @@
           </w:tcPr>
           <w:p>
             <w:pPr>
+              <w:keepNext w:val="false"/>
               <w:spacing w:after="40" w:before="0"/>
               <w:jc w:val="left"/>
             </w:pPr>
@@ -2839,6 +2930,7 @@
           </w:tcPr>
           <w:p>
             <w:pPr>
+              <w:keepNext w:val="false"/>
               <w:spacing w:after="40" w:before="0"/>
               <w:jc w:val="left"/>
             </w:pPr>
@@ -2871,6 +2963,7 @@
           </w:tcPr>
           <w:p>
             <w:pPr>
+              <w:keepNext w:val="false"/>
               <w:spacing w:after="40" w:before="0"/>
               <w:jc w:val="left"/>
             </w:pPr>
@@ -3009,7 +3102,7 @@
         </w:rPr>
         <w:t xml:space="preserve">© 2026 SeaVuria and ARES. This work is licensed under a </w:t>
       </w:r>
-      <w:hyperlink w:history="1" r:id="rIdes0vbwacellzyqg1vqmes">
+      <w:hyperlink w:history="1" r:id="rIdshibl-_2mtk40lxynceju">
         <w:r>
           <w:rPr>
             <w:rFonts w:ascii="Arial" w:cs="Arial" w:eastAsia="Arial" w:hAnsi="Arial"/>
@@ -3029,7 +3122,7 @@
         </w:rPr>
         <w:t xml:space="preserve"> (</w:t>
       </w:r>
-      <w:hyperlink w:history="1" r:id="rIdrpmbdm-s_ng5_eohykyiq">
+      <w:hyperlink w:history="1" r:id="rId2ae_nhct26xbunv_ha_gj">
         <w:r>
           <w:rPr>
             <w:rFonts w:ascii="Arial" w:cs="Arial" w:eastAsia="Arial" w:hAnsi="Arial"/>
@@ -3049,7 +3142,7 @@
         </w:rPr>
         <w:t xml:space="preserve">). To view a copy of this license, visit </w:t>
       </w:r>
-      <w:hyperlink w:history="1" r:id="rId0cnn8nrki4rkeak2vryj6">
+      <w:hyperlink w:history="1" r:id="rIdrevfotv1jystge54jho-s">
         <w:r>
           <w:rPr>
             <w:rFonts w:ascii="Arial" w:cs="Arial" w:eastAsia="Arial" w:hAnsi="Arial"/>

--- a/data/outputs/v2/Chemistry/SS1.5_Periodicity/Chemistry_Periodicity_FinalExplanation_TeacherKey.docx
+++ b/data/outputs/v2/Chemistry/SS1.5_Periodicity/Chemistry_Periodicity_FinalExplanation_TeacherKey.docx
@@ -3102,7 +3102,7 @@
         </w:rPr>
         <w:t xml:space="preserve">© 2026 SeaVuria and ARES. This work is licensed under a </w:t>
       </w:r>
-      <w:hyperlink w:history="1" r:id="rIdshibl-_2mtk40lxynceju">
+      <w:hyperlink w:history="1" r:id="rIdddpoq_cvsif1fvef1akge">
         <w:r>
           <w:rPr>
             <w:rFonts w:ascii="Arial" w:cs="Arial" w:eastAsia="Arial" w:hAnsi="Arial"/>
@@ -3122,7 +3122,7 @@
         </w:rPr>
         <w:t xml:space="preserve"> (</w:t>
       </w:r>
-      <w:hyperlink w:history="1" r:id="rId2ae_nhct26xbunv_ha_gj">
+      <w:hyperlink w:history="1" r:id="rIdbqea2slmjq1xaw5o1rjnv">
         <w:r>
           <w:rPr>
             <w:rFonts w:ascii="Arial" w:cs="Arial" w:eastAsia="Arial" w:hAnsi="Arial"/>
@@ -3142,7 +3142,7 @@
         </w:rPr>
         <w:t xml:space="preserve">). To view a copy of this license, visit </w:t>
       </w:r>
-      <w:hyperlink w:history="1" r:id="rIdrevfotv1jystge54jho-s">
+      <w:hyperlink w:history="1" r:id="rIdp35keodrsxrumcxwqcshx">
         <w:r>
           <w:rPr>
             <w:rFonts w:ascii="Arial" w:cs="Arial" w:eastAsia="Arial" w:hAnsi="Arial"/>
